--- a/data/holdout/docs/people-security-policy.docx
+++ b/data/holdout/docs/people-security-policy.docx
@@ -48,7 +48,7 @@
     </w:p>
     <w:p>
       <w:r>
-        <w:t>Developers complete secure coding training every year that covers injection, cross-site scripting and authorization flaws.</w:t>
+        <w:t>Developers complete secure coding training every year that covers authorization bypass, session management, injection, cross-site scripting and cross-site request forgery.</w:t>
       </w:r>
     </w:p>
     <w:p>
